--- a/AI_Prompt_Details.docx
+++ b/AI_Prompt_Details.docx
@@ -3847,6 +3847,95 @@
       <w:r>
         <w:t xml:space="preserve"> system and not user</w:t>
       </w:r>
+    </w:p>
+    <w:p/>
+    <w:p>
+      <w:r>
+        <w:t>Case 10:</w:t>
+      </w:r>
+    </w:p>
+    <w:p>
+      <w:r>
+        <w:t>Make this app prototype an installable PWA.</w:t>
+      </w:r>
+    </w:p>
+    <w:p>
+      <w:r>
+        <w:lastRenderedPageBreak/>
+        <w:t>Requirements:</w:t>
+      </w:r>
+    </w:p>
+    <w:p>
+      <w:r>
+        <w:t>mobile-first</w:t>
+      </w:r>
+    </w:p>
+    <w:p>
+      <w:r>
+        <w:t>install prompt support</w:t>
+      </w:r>
+    </w:p>
+    <w:p>
+      <w:r>
+        <w:t>app icon</w:t>
+      </w:r>
+    </w:p>
+    <w:p>
+      <w:r>
+        <w:t>splash screen</w:t>
+      </w:r>
+    </w:p>
+    <w:p>
+      <w:r>
+        <w:t>offline-capable shell for demo screens</w:t>
+      </w:r>
+    </w:p>
+    <w:p>
+      <w:r>
+        <w:t>smooth transitions</w:t>
+      </w:r>
+    </w:p>
+    <w:p>
+      <w:r>
+        <w:t>polished bottom navigation</w:t>
+      </w:r>
+    </w:p>
+    <w:p>
+      <w:r>
+        <w:t>mock notifications screen</w:t>
+      </w:r>
+    </w:p>
+    <w:p>
+      <w:r>
+        <w:t>responsive layout</w:t>
+      </w:r>
+    </w:p>
+    <w:p>
+      <w:r>
+        <w:t>Use realistic mock data for:</w:t>
+      </w:r>
+    </w:p>
+    <w:p>
+      <w:r>
+        <w:t>late-night drift</w:t>
+      </w:r>
+    </w:p>
+    <w:p>
+      <w:r>
+        <w:t>work avoidance</w:t>
+      </w:r>
+    </w:p>
+    <w:p>
+      <w:r>
+        <w:t>weekly reflection</w:t>
+      </w:r>
+    </w:p>
+    <w:p>
+      <w:r>
+        <w:t>compassionate recovery</w:t>
+      </w:r>
+    </w:p>
+    <w:p>
       <w:r>
         <w:br/>
       </w:r>
@@ -3967,13 +4056,8 @@
     </w:p>
     <w:p>
       <w:r>
+        <w:lastRenderedPageBreak/>
         <w:t>Then end with persona reveal + optional diary study invite.</w:t>
-      </w:r>
-    </w:p>
-    <w:p/>
-    <w:p>
-      <w:r>
-        <w:t>Use following questions</w:t>
       </w:r>
     </w:p>
     <w:p/>
